--- a/Оператор автоматических и полуавтоматических станков и линий станков/профессиональной переподготовки 15474 Оператор станков/05-5. ПО_ПП_ФОС_Оператор станков_2-3_разр.docx
+++ b/Оператор автоматических и полуавтоматических станков и линий станков/профессиональной переподготовки 15474 Оператор станков/05-5. ПО_ПП_ФОС_Оператор станков_2-3_разр.docx
@@ -3448,59 +3448,59 @@
           <w:b/>
           <w:sz w:val="28"/>
         </w:rPr>
-        <w:t>9. Какая группа по электробезопасности необходима оператору станка для самостоятельной работы с электрооборудованием?</w:t>
-      </w:r>
-    </w:p>
-    <w:p>
-      <w:pPr>
-        <w:ind w:left="567"/>
-      </w:pPr>
-      <w:r>
-        <w:rPr>
-          <w:rFonts w:ascii="Times New Roman" w:hAnsi="Times New Roman"/>
-          <w:b/>
-          <w:sz w:val="28"/>
-        </w:rPr>
-        <w:t>а) I группа;</w:t>
-      </w:r>
-    </w:p>
-    <w:p>
-      <w:pPr>
-        <w:ind w:left="567"/>
-      </w:pPr>
-      <w:r>
-        <w:rPr>
-          <w:rFonts w:ascii="Times New Roman" w:hAnsi="Times New Roman"/>
-          <w:b/>
-          <w:sz w:val="28"/>
-        </w:rPr>
-        <w:t>б) IV группа;</w:t>
-      </w:r>
-    </w:p>
-    <w:p>
-      <w:pPr>
-        <w:ind w:left="567"/>
-      </w:pPr>
-      <w:r>
-        <w:rPr>
-          <w:rFonts w:ascii="Times New Roman" w:hAnsi="Times New Roman"/>
-          <w:b/>
-          <w:sz w:val="28"/>
-        </w:rPr>
-        <w:t>в) III группа;</w:t>
-      </w:r>
-    </w:p>
-    <w:p>
-      <w:pPr>
-        <w:ind w:left="567"/>
-      </w:pPr>
-      <w:r>
-        <w:rPr>
-          <w:rFonts w:ascii="Times New Roman" w:hAnsi="Times New Roman"/>
-          <w:b/>
-          <w:sz w:val="28"/>
-        </w:rPr>
-        <w:t>г) II группа.</w:t>
+        <w:t>9. Какой вид брака возникает при неправильной установке заготовки в патроне?</w:t>
+      </w:r>
+    </w:p>
+    <w:p>
+      <w:pPr>
+        <w:ind w:left="567"/>
+      </w:pPr>
+      <w:r>
+        <w:rPr>
+          <w:rFonts w:ascii="Times New Roman" w:hAnsi="Times New Roman"/>
+          <w:b/>
+          <w:sz w:val="28"/>
+        </w:rPr>
+        <w:t>а) Трещина в детали;</w:t>
+      </w:r>
+    </w:p>
+    <w:p>
+      <w:pPr>
+        <w:ind w:left="567"/>
+      </w:pPr>
+      <w:r>
+        <w:rPr>
+          <w:rFonts w:ascii="Times New Roman" w:hAnsi="Times New Roman"/>
+          <w:b/>
+          <w:sz w:val="28"/>
+        </w:rPr>
+        <w:t>б) Неправильная шероховатость;</w:t>
+      </w:r>
+    </w:p>
+    <w:p>
+      <w:pPr>
+        <w:ind w:left="567"/>
+      </w:pPr>
+      <w:r>
+        <w:rPr>
+          <w:rFonts w:ascii="Times New Roman" w:hAnsi="Times New Roman"/>
+          <w:b/>
+          <w:sz w:val="28"/>
+        </w:rPr>
+        <w:t>в) Отклонение формы детали;</w:t>
+      </w:r>
+    </w:p>
+    <w:p>
+      <w:pPr>
+        <w:ind w:left="567"/>
+      </w:pPr>
+      <w:r>
+        <w:rPr>
+          <w:rFonts w:ascii="Times New Roman" w:hAnsi="Times New Roman"/>
+          <w:b/>
+          <w:sz w:val="28"/>
+        </w:rPr>
+        <w:t>г) Отклонение расположения поверхностей (эксцентриситет).</w:t>
       </w:r>
     </w:p>
     <w:p>
